--- a/papeletas/papeleta_sindicales.docx
+++ b/papeletas/papeleta_sindicales.docx
@@ -420,13 +420,14 @@
         </w:trPr>
         <w:tc>
           <w:tcPr>
+            <w:vAlign w:val="center"/>
             <w:tcW w:w="716" w:type="dxa"/>
             <w:vMerge w:val="restart"/>
           </w:tcPr>
           <w:p>
             <w:pPr>
               <w:pStyle w:val="Default"/>
-              <w:spacing w:line="480" w:lineRule="auto"/>
+              <w:spacing w:line="360" w:lineRule="auto"/>
               <w:jc w:val="center"/>
               <w:rPr>
                 <w:sz w:val="14"/>
@@ -442,7 +443,7 @@
           <w:p>
             <w:pPr>
               <w:pStyle w:val="Default"/>
-              <w:spacing w:line="480" w:lineRule="auto"/>
+              <w:spacing w:line="360" w:lineRule="auto"/>
               <w:jc w:val="center"/>
               <w:rPr>
                 <w:sz w:val="14"/>
@@ -458,13 +459,14 @@
         </w:tc>
         <w:tc>
           <w:tcPr>
+            <w:vAlign w:val="center"/>
             <w:tcW w:w="905" w:type="dxa"/>
             <w:vAlign w:val="center"/>
           </w:tcPr>
           <w:p>
             <w:pPr>
               <w:pStyle w:val="Default"/>
-              <w:spacing w:line="480" w:lineRule="auto"/>
+              <w:spacing w:line="360" w:lineRule="auto"/>
               <w:jc w:val="center"/>
               <w:rPr>
                 <w:sz w:val="14"/>
@@ -480,13 +482,14 @@
         </w:tc>
         <w:tc>
           <w:tcPr>
+            <w:vAlign w:val="center"/>
             <w:tcW w:w="859" w:type="dxa"/>
             <w:vAlign w:val="center"/>
           </w:tcPr>
           <w:p>
             <w:pPr>
               <w:pStyle w:val="Default"/>
-              <w:spacing w:line="480" w:lineRule="auto"/>
+              <w:spacing w:line="360" w:lineRule="auto"/>
               <w:jc w:val="center"/>
               <w:rPr>
                 <w:sz w:val="14"/>
@@ -502,13 +505,14 @@
         </w:tc>
         <w:tc>
           <w:tcPr>
+            <w:vAlign w:val="center"/>
             <w:tcW w:w="1014" w:type="dxa"/>
             <w:vAlign w:val="center"/>
           </w:tcPr>
           <w:p>
             <w:pPr>
               <w:pStyle w:val="Default"/>
-              <w:spacing w:line="480" w:lineRule="auto"/>
+              <w:spacing w:line="360" w:lineRule="auto"/>
               <w:jc w:val="center"/>
               <w:rPr>
                 <w:sz w:val="14"/>
@@ -524,6 +528,7 @@
         </w:tc>
         <w:tc>
           <w:tcPr>
+            <w:vAlign w:val="center"/>
             <w:tcW w:w="1733" w:type="dxa"/>
             <w:tcBorders>
               <w:top w:val="nil"/>
@@ -533,23 +538,24 @@
           <w:p>
             <w:pPr>
               <w:pStyle w:val="Default"/>
-              <w:spacing w:line="480" w:lineRule="auto"/>
-              <w:jc w:val="center"/>
-              <w:rPr>
-                <w:sz w:val="14"/>
-              </w:rPr>
-            </w:pPr>
-          </w:p>
-        </w:tc>
-        <w:tc>
-          <w:tcPr>
+              <w:spacing w:line="360" w:lineRule="auto"/>
+              <w:jc w:val="center"/>
+              <w:rPr>
+                <w:sz w:val="14"/>
+              </w:rPr>
+            </w:pPr>
+          </w:p>
+        </w:tc>
+        <w:tc>
+          <w:tcPr>
+            <w:vAlign w:val="center"/>
             <w:tcW w:w="1077" w:type="dxa"/>
             <w:vMerge w:val="restart"/>
           </w:tcPr>
           <w:p>
             <w:pPr>
               <w:pStyle w:val="Default"/>
-              <w:spacing w:line="480" w:lineRule="auto"/>
+              <w:spacing w:line="360" w:lineRule="auto"/>
               <w:jc w:val="center"/>
               <w:rPr>
                 <w:sz w:val="14"/>
@@ -565,7 +571,7 @@
           <w:p>
             <w:pPr>
               <w:pStyle w:val="Default"/>
-              <w:spacing w:line="480" w:lineRule="auto"/>
+              <w:spacing w:line="360" w:lineRule="auto"/>
               <w:jc w:val="center"/>
               <w:rPr>
                 <w:sz w:val="14"/>
@@ -581,13 +587,14 @@
         </w:tc>
         <w:tc>
           <w:tcPr>
+            <w:vAlign w:val="center"/>
             <w:tcW w:w="854" w:type="dxa"/>
             <w:vAlign w:val="center"/>
           </w:tcPr>
           <w:p>
             <w:pPr>
               <w:pStyle w:val="Default"/>
-              <w:spacing w:line="480" w:lineRule="auto"/>
+              <w:spacing w:line="360" w:lineRule="auto"/>
               <w:jc w:val="center"/>
               <w:rPr>
                 <w:sz w:val="14"/>
@@ -603,13 +610,14 @@
         </w:tc>
         <w:tc>
           <w:tcPr>
+            <w:vAlign w:val="center"/>
             <w:tcW w:w="851" w:type="dxa"/>
             <w:vAlign w:val="center"/>
           </w:tcPr>
           <w:p>
             <w:pPr>
               <w:pStyle w:val="Default"/>
-              <w:spacing w:line="480" w:lineRule="auto"/>
+              <w:spacing w:line="360" w:lineRule="auto"/>
               <w:jc w:val="center"/>
               <w:rPr>
                 <w:sz w:val="14"/>
@@ -625,13 +633,14 @@
         </w:tc>
         <w:tc>
           <w:tcPr>
+            <w:vAlign w:val="center"/>
             <w:tcW w:w="932" w:type="dxa"/>
             <w:vAlign w:val="center"/>
           </w:tcPr>
           <w:p>
             <w:pPr>
               <w:pStyle w:val="Default"/>
-              <w:spacing w:line="480" w:lineRule="auto"/>
+              <w:spacing w:line="360" w:lineRule="auto"/>
               <w:jc w:val="center"/>
               <w:rPr>
                 <w:sz w:val="14"/>
@@ -652,22 +661,24 @@
         </w:trPr>
         <w:tc>
           <w:tcPr>
+            <w:vAlign w:val="center"/>
             <w:tcW w:w="716" w:type="dxa"/>
             <w:vMerge/>
           </w:tcPr>
           <w:p>
             <w:pPr>
               <w:pStyle w:val="Default"/>
-              <w:spacing w:line="480" w:lineRule="auto"/>
-              <w:jc w:val="center"/>
-              <w:rPr>
-                <w:sz w:val="14"/>
-              </w:rPr>
-            </w:pPr>
-          </w:p>
-        </w:tc>
-        <w:tc>
-          <w:tcPr>
+              <w:spacing w:line="360" w:lineRule="auto"/>
+              <w:jc w:val="center"/>
+              <w:rPr>
+                <w:sz w:val="14"/>
+              </w:rPr>
+            </w:pPr>
+          </w:p>
+        </w:tc>
+        <w:tc>
+          <w:tcPr>
+            <w:vAlign w:val="center"/>
             <w:tcW w:w="905" w:type="dxa"/>
           </w:tcPr>
           <w:p>
@@ -693,12 +704,13 @@
         </w:tc>
         <w:tc>
           <w:tcPr>
+            <w:vAlign w:val="center"/>
             <w:tcW w:w="859" w:type="dxa"/>
           </w:tcPr>
           <w:p>
             <w:pPr>
               <w:pStyle w:val="Default"/>
-              <w:spacing w:line="480" w:lineRule="auto"/>
+              <w:spacing w:line="360" w:lineRule="auto"/>
               <w:jc w:val="center"/>
               <w:rPr>
                 <w:b/>
@@ -718,12 +730,13 @@
         </w:tc>
         <w:tc>
           <w:tcPr>
+            <w:vAlign w:val="center"/>
             <w:tcW w:w="1014" w:type="dxa"/>
           </w:tcPr>
           <w:p>
             <w:pPr>
               <w:pStyle w:val="Default"/>
-              <w:spacing w:line="480" w:lineRule="auto"/>
+              <w:spacing w:line="360" w:lineRule="auto"/>
               <w:jc w:val="center"/>
               <w:rPr>
                 <w:b/>
@@ -743,6 +756,7 @@
         </w:tc>
         <w:tc>
           <w:tcPr>
+            <w:vAlign w:val="center"/>
             <w:tcW w:w="1733" w:type="dxa"/>
             <w:tcBorders>
               <w:top w:val="nil"/>
@@ -752,38 +766,40 @@
           <w:p>
             <w:pPr>
               <w:pStyle w:val="Default"/>
-              <w:spacing w:line="480" w:lineRule="auto"/>
-              <w:jc w:val="center"/>
-              <w:rPr>
-                <w:sz w:val="14"/>
-              </w:rPr>
-            </w:pPr>
-          </w:p>
-        </w:tc>
-        <w:tc>
-          <w:tcPr>
+              <w:spacing w:line="360" w:lineRule="auto"/>
+              <w:jc w:val="center"/>
+              <w:rPr>
+                <w:sz w:val="14"/>
+              </w:rPr>
+            </w:pPr>
+          </w:p>
+        </w:tc>
+        <w:tc>
+          <w:tcPr>
+            <w:vAlign w:val="center"/>
             <w:tcW w:w="1077" w:type="dxa"/>
             <w:vMerge/>
           </w:tcPr>
           <w:p>
             <w:pPr>
               <w:pStyle w:val="Default"/>
-              <w:spacing w:line="480" w:lineRule="auto"/>
-              <w:jc w:val="center"/>
-              <w:rPr>
-                <w:sz w:val="14"/>
-              </w:rPr>
-            </w:pPr>
-          </w:p>
-        </w:tc>
-        <w:tc>
-          <w:tcPr>
+              <w:spacing w:line="360" w:lineRule="auto"/>
+              <w:jc w:val="center"/>
+              <w:rPr>
+                <w:sz w:val="14"/>
+              </w:rPr>
+            </w:pPr>
+          </w:p>
+        </w:tc>
+        <w:tc>
+          <w:tcPr>
+            <w:vAlign w:val="center"/>
             <w:tcW w:w="854" w:type="dxa"/>
           </w:tcPr>
           <w:p>
             <w:pPr>
               <w:pStyle w:val="Default"/>
-              <w:spacing w:line="480" w:lineRule="auto"/>
+              <w:spacing w:line="360" w:lineRule="auto"/>
               <w:jc w:val="center"/>
               <w:rPr>
                 <w:b/>
@@ -803,12 +819,13 @@
         </w:tc>
         <w:tc>
           <w:tcPr>
+            <w:vAlign w:val="center"/>
             <w:tcW w:w="851" w:type="dxa"/>
           </w:tcPr>
           <w:p>
             <w:pPr>
               <w:pStyle w:val="Default"/>
-              <w:spacing w:line="480" w:lineRule="auto"/>
+              <w:spacing w:line="360" w:lineRule="auto"/>
               <w:jc w:val="center"/>
               <w:rPr>
                 <w:b/>
@@ -828,12 +845,13 @@
         </w:tc>
         <w:tc>
           <w:tcPr>
+            <w:vAlign w:val="center"/>
             <w:tcW w:w="932" w:type="dxa"/>
           </w:tcPr>
           <w:p>
             <w:pPr>
               <w:pStyle w:val="Default"/>
-              <w:spacing w:line="480" w:lineRule="auto"/>
+              <w:spacing w:line="360" w:lineRule="auto"/>
               <w:jc w:val="center"/>
               <w:rPr>
                 <w:b/>
@@ -1418,13 +1436,14 @@
         </w:trPr>
         <w:tc>
           <w:tcPr>
+            <w:vAlign w:val="center"/>
             <w:tcW w:w="716" w:type="dxa"/>
             <w:vMerge w:val="restart"/>
           </w:tcPr>
           <w:p>
             <w:pPr>
               <w:pStyle w:val="Default"/>
-              <w:spacing w:line="480" w:lineRule="auto"/>
+              <w:spacing w:line="360" w:lineRule="auto"/>
               <w:jc w:val="center"/>
               <w:rPr>
                 <w:sz w:val="14"/>
@@ -1440,7 +1459,7 @@
           <w:p>
             <w:pPr>
               <w:pStyle w:val="Default"/>
-              <w:spacing w:line="480" w:lineRule="auto"/>
+              <w:spacing w:line="360" w:lineRule="auto"/>
               <w:jc w:val="center"/>
               <w:rPr>
                 <w:sz w:val="14"/>
@@ -1456,13 +1475,14 @@
         </w:tc>
         <w:tc>
           <w:tcPr>
+            <w:vAlign w:val="center"/>
             <w:tcW w:w="732" w:type="dxa"/>
             <w:vAlign w:val="center"/>
           </w:tcPr>
           <w:p>
             <w:pPr>
               <w:pStyle w:val="Default"/>
-              <w:spacing w:line="480" w:lineRule="auto"/>
+              <w:spacing w:line="360" w:lineRule="auto"/>
               <w:jc w:val="center"/>
               <w:rPr>
                 <w:sz w:val="14"/>
@@ -1478,13 +1498,14 @@
         </w:tc>
         <w:tc>
           <w:tcPr>
+            <w:vAlign w:val="center"/>
             <w:tcW w:w="709" w:type="dxa"/>
             <w:vAlign w:val="center"/>
           </w:tcPr>
           <w:p>
             <w:pPr>
               <w:pStyle w:val="Default"/>
-              <w:spacing w:line="480" w:lineRule="auto"/>
+              <w:spacing w:line="360" w:lineRule="auto"/>
               <w:jc w:val="center"/>
               <w:rPr>
                 <w:sz w:val="14"/>
@@ -1500,13 +1521,14 @@
         </w:tc>
         <w:tc>
           <w:tcPr>
+            <w:vAlign w:val="center"/>
             <w:tcW w:w="1134" w:type="dxa"/>
             <w:vAlign w:val="center"/>
           </w:tcPr>
           <w:p>
             <w:pPr>
               <w:pStyle w:val="Default"/>
-              <w:spacing w:line="480" w:lineRule="auto"/>
+              <w:spacing w:line="360" w:lineRule="auto"/>
               <w:jc w:val="center"/>
               <w:rPr>
                 <w:sz w:val="14"/>
@@ -1522,6 +1544,7 @@
         </w:tc>
         <w:tc>
           <w:tcPr>
+            <w:vAlign w:val="center"/>
             <w:tcW w:w="1733" w:type="dxa"/>
             <w:tcBorders>
               <w:top w:val="nil"/>
@@ -1531,23 +1554,24 @@
           <w:p>
             <w:pPr>
               <w:pStyle w:val="Default"/>
-              <w:spacing w:line="480" w:lineRule="auto"/>
-              <w:jc w:val="center"/>
-              <w:rPr>
-                <w:sz w:val="14"/>
-              </w:rPr>
-            </w:pPr>
-          </w:p>
-        </w:tc>
-        <w:tc>
-          <w:tcPr>
+              <w:spacing w:line="360" w:lineRule="auto"/>
+              <w:jc w:val="center"/>
+              <w:rPr>
+                <w:sz w:val="14"/>
+              </w:rPr>
+            </w:pPr>
+          </w:p>
+        </w:tc>
+        <w:tc>
+          <w:tcPr>
+            <w:vAlign w:val="center"/>
             <w:tcW w:w="1077" w:type="dxa"/>
             <w:vMerge w:val="restart"/>
           </w:tcPr>
           <w:p>
             <w:pPr>
               <w:pStyle w:val="Default"/>
-              <w:spacing w:line="480" w:lineRule="auto"/>
+              <w:spacing w:line="360" w:lineRule="auto"/>
               <w:jc w:val="center"/>
               <w:rPr>
                 <w:sz w:val="14"/>
@@ -1563,7 +1587,7 @@
           <w:p>
             <w:pPr>
               <w:pStyle w:val="Default"/>
-              <w:spacing w:line="480" w:lineRule="auto"/>
+              <w:spacing w:line="360" w:lineRule="auto"/>
               <w:jc w:val="center"/>
               <w:rPr>
                 <w:sz w:val="14"/>
@@ -1579,13 +1603,14 @@
         </w:tc>
         <w:tc>
           <w:tcPr>
+            <w:vAlign w:val="center"/>
             <w:tcW w:w="734" w:type="dxa"/>
             <w:vAlign w:val="center"/>
           </w:tcPr>
           <w:p>
             <w:pPr>
               <w:pStyle w:val="Default"/>
-              <w:spacing w:line="480" w:lineRule="auto"/>
+              <w:spacing w:line="360" w:lineRule="auto"/>
               <w:jc w:val="center"/>
               <w:rPr>
                 <w:sz w:val="14"/>
@@ -1601,13 +1626,14 @@
         </w:tc>
         <w:tc>
           <w:tcPr>
+            <w:vAlign w:val="center"/>
             <w:tcW w:w="709" w:type="dxa"/>
             <w:vAlign w:val="center"/>
           </w:tcPr>
           <w:p>
             <w:pPr>
               <w:pStyle w:val="Default"/>
-              <w:spacing w:line="480" w:lineRule="auto"/>
+              <w:spacing w:line="360" w:lineRule="auto"/>
               <w:jc w:val="center"/>
               <w:rPr>
                 <w:sz w:val="14"/>
@@ -1623,13 +1649,14 @@
         </w:tc>
         <w:tc>
           <w:tcPr>
+            <w:vAlign w:val="center"/>
             <w:tcW w:w="1134" w:type="dxa"/>
             <w:vAlign w:val="center"/>
           </w:tcPr>
           <w:p>
             <w:pPr>
               <w:pStyle w:val="Default"/>
-              <w:spacing w:line="480" w:lineRule="auto"/>
+              <w:spacing w:line="360" w:lineRule="auto"/>
               <w:jc w:val="center"/>
               <w:rPr>
                 <w:sz w:val="14"/>
@@ -1650,22 +1677,24 @@
         </w:trPr>
         <w:tc>
           <w:tcPr>
+            <w:vAlign w:val="center"/>
             <w:tcW w:w="716" w:type="dxa"/>
             <w:vMerge/>
           </w:tcPr>
           <w:p>
             <w:pPr>
               <w:pStyle w:val="Default"/>
-              <w:spacing w:line="480" w:lineRule="auto"/>
-              <w:jc w:val="center"/>
-              <w:rPr>
-                <w:sz w:val="14"/>
-              </w:rPr>
-            </w:pPr>
-          </w:p>
-        </w:tc>
-        <w:tc>
-          <w:tcPr>
+              <w:spacing w:line="360" w:lineRule="auto"/>
+              <w:jc w:val="center"/>
+              <w:rPr>
+                <w:sz w:val="14"/>
+              </w:rPr>
+            </w:pPr>
+          </w:p>
+        </w:tc>
+        <w:tc>
+          <w:tcPr>
+            <w:vAlign w:val="center"/>
             <w:tcW w:w="732" w:type="dxa"/>
           </w:tcPr>
           <w:p>
@@ -1691,12 +1720,13 @@
         </w:tc>
         <w:tc>
           <w:tcPr>
+            <w:vAlign w:val="center"/>
             <w:tcW w:w="709" w:type="dxa"/>
           </w:tcPr>
           <w:p>
             <w:pPr>
               <w:pStyle w:val="Default"/>
-              <w:spacing w:line="480" w:lineRule="auto"/>
+              <w:spacing w:line="360" w:lineRule="auto"/>
               <w:jc w:val="center"/>
               <w:rPr>
                 <w:b/>
@@ -1716,12 +1746,13 @@
         </w:tc>
         <w:tc>
           <w:tcPr>
+            <w:vAlign w:val="center"/>
             <w:tcW w:w="1134" w:type="dxa"/>
           </w:tcPr>
           <w:p>
             <w:pPr>
               <w:pStyle w:val="Default"/>
-              <w:spacing w:line="480" w:lineRule="auto"/>
+              <w:spacing w:line="360" w:lineRule="auto"/>
               <w:jc w:val="center"/>
               <w:rPr>
                 <w:b/>
@@ -1741,6 +1772,7 @@
         </w:tc>
         <w:tc>
           <w:tcPr>
+            <w:vAlign w:val="center"/>
             <w:tcW w:w="1733" w:type="dxa"/>
             <w:tcBorders>
               <w:top w:val="nil"/>
@@ -1750,38 +1782,40 @@
           <w:p>
             <w:pPr>
               <w:pStyle w:val="Default"/>
-              <w:spacing w:line="480" w:lineRule="auto"/>
-              <w:jc w:val="center"/>
-              <w:rPr>
-                <w:sz w:val="14"/>
-              </w:rPr>
-            </w:pPr>
-          </w:p>
-        </w:tc>
-        <w:tc>
-          <w:tcPr>
+              <w:spacing w:line="360" w:lineRule="auto"/>
+              <w:jc w:val="center"/>
+              <w:rPr>
+                <w:sz w:val="14"/>
+              </w:rPr>
+            </w:pPr>
+          </w:p>
+        </w:tc>
+        <w:tc>
+          <w:tcPr>
+            <w:vAlign w:val="center"/>
             <w:tcW w:w="1077" w:type="dxa"/>
             <w:vMerge/>
           </w:tcPr>
           <w:p>
             <w:pPr>
               <w:pStyle w:val="Default"/>
-              <w:spacing w:line="480" w:lineRule="auto"/>
-              <w:jc w:val="center"/>
-              <w:rPr>
-                <w:sz w:val="14"/>
-              </w:rPr>
-            </w:pPr>
-          </w:p>
-        </w:tc>
-        <w:tc>
-          <w:tcPr>
+              <w:spacing w:line="360" w:lineRule="auto"/>
+              <w:jc w:val="center"/>
+              <w:rPr>
+                <w:sz w:val="14"/>
+              </w:rPr>
+            </w:pPr>
+          </w:p>
+        </w:tc>
+        <w:tc>
+          <w:tcPr>
+            <w:vAlign w:val="center"/>
             <w:tcW w:w="734" w:type="dxa"/>
           </w:tcPr>
           <w:p>
             <w:pPr>
               <w:pStyle w:val="Default"/>
-              <w:spacing w:line="480" w:lineRule="auto"/>
+              <w:spacing w:line="360" w:lineRule="auto"/>
               <w:jc w:val="center"/>
               <w:rPr>
                 <w:b/>
@@ -1801,12 +1835,13 @@
         </w:tc>
         <w:tc>
           <w:tcPr>
+            <w:vAlign w:val="center"/>
             <w:tcW w:w="709" w:type="dxa"/>
           </w:tcPr>
           <w:p>
             <w:pPr>
               <w:pStyle w:val="Default"/>
-              <w:spacing w:line="480" w:lineRule="auto"/>
+              <w:spacing w:line="360" w:lineRule="auto"/>
               <w:jc w:val="center"/>
               <w:rPr>
                 <w:b/>
@@ -1826,12 +1861,13 @@
         </w:tc>
         <w:tc>
           <w:tcPr>
+            <w:vAlign w:val="center"/>
             <w:tcW w:w="1134" w:type="dxa"/>
           </w:tcPr>
           <w:p>
             <w:pPr>
               <w:pStyle w:val="Default"/>
-              <w:spacing w:line="480" w:lineRule="auto"/>
+              <w:spacing w:line="360" w:lineRule="auto"/>
               <w:jc w:val="center"/>
               <w:rPr>
                 <w:b/>
@@ -2451,6 +2487,7 @@
         </w:trPr>
         <w:tc>
           <w:tcPr>
+            <w:vAlign w:val="center"/>
             <w:tcW w:w="2810" w:type="dxa"/>
             <w:tcBorders>
               <w:top w:val="single" w:sz="6" w:space="0" w:color="auto"/>
@@ -2471,6 +2508,7 @@
         </w:tc>
         <w:tc>
           <w:tcPr>
+            <w:vAlign w:val="center"/>
             <w:tcW w:w="236" w:type="dxa"/>
             <w:tcBorders>
               <w:left w:val="single" w:sz="6" w:space="0" w:color="auto"/>
@@ -2489,6 +2527,7 @@
         </w:tc>
         <w:tc>
           <w:tcPr>
+            <w:vAlign w:val="center"/>
             <w:tcW w:w="3261" w:type="dxa"/>
             <w:tcBorders>
               <w:top w:val="single" w:sz="8" w:space="0" w:color="auto"/>
@@ -2509,6 +2548,7 @@
         </w:tc>
         <w:tc>
           <w:tcPr>
+            <w:vAlign w:val="center"/>
             <w:tcW w:w="283" w:type="dxa"/>
             <w:tcBorders>
               <w:left w:val="single" w:sz="8" w:space="0" w:color="auto"/>
@@ -2527,6 +2567,7 @@
         </w:tc>
         <w:tc>
           <w:tcPr>
+            <w:vAlign w:val="center"/>
             <w:tcW w:w="2977" w:type="dxa"/>
             <w:tcBorders>
               <w:top w:val="single" w:sz="8" w:space="0" w:color="auto"/>
@@ -2552,6 +2593,7 @@
         </w:trPr>
         <w:tc>
           <w:tcPr>
+            <w:vAlign w:val="center"/>
             <w:tcW w:w="2810" w:type="dxa"/>
             <w:tcBorders>
               <w:top w:val="single" w:sz="12" w:space="0" w:color="auto"/>
@@ -2601,6 +2643,7 @@
         </w:tc>
         <w:tc>
           <w:tcPr>
+            <w:vAlign w:val="center"/>
             <w:tcW w:w="236" w:type="dxa"/>
             <w:tcBorders>
               <w:left w:val="single" w:sz="6" w:space="0" w:color="auto"/>
@@ -2621,6 +2664,7 @@
         </w:tc>
         <w:tc>
           <w:tcPr>
+            <w:vAlign w:val="center"/>
             <w:tcW w:w="3261" w:type="dxa"/>
             <w:tcBorders>
               <w:top w:val="single" w:sz="12" w:space="0" w:color="auto"/>
@@ -2670,6 +2714,7 @@
         </w:tc>
         <w:tc>
           <w:tcPr>
+            <w:vAlign w:val="center"/>
             <w:tcW w:w="283" w:type="dxa"/>
             <w:tcBorders>
               <w:left w:val="single" w:sz="8" w:space="0" w:color="auto"/>
@@ -2690,6 +2735,7 @@
         </w:tc>
         <w:tc>
           <w:tcPr>
+            <w:vAlign w:val="center"/>
             <w:tcW w:w="2977" w:type="dxa"/>
             <w:tcBorders>
               <w:top w:val="single" w:sz="12" w:space="0" w:color="auto"/>
@@ -2762,7 +2808,7 @@
     </w:p>
     <w:sectPr>
       <w:pgSz w:w="11906" w:h="16838" w:code="9"/>
-      <w:pgMar w:top="720" w:right="720" w:bottom="720" w:left="720" w:header="720" w:footer="720" w:gutter="0"/>
+      <w:pgMar w:top="567" w:right="567" w:bottom="567" w:left="567" w:header="567" w:footer="567" w:gutter="0"/>
       <w:cols w:space="720"/>
       <w:noEndnote/>
       <w:docGrid w:linePitch="299"/>

--- a/papeletas/papeleta_sindicales.docx
+++ b/papeletas/papeleta_sindicales.docx
@@ -2808,8 +2808,9 @@
     </w:p>
     <w:sectPr>
       <w:pgSz w:w="11906" w:h="16838" w:code="9"/>
-      <w:pgMar w:top="567" w:right="567" w:bottom="567" w:left="567" w:header="567" w:footer="567" w:gutter="0"/>
+      <w:pgMar w:top="567" w:right="227" w:bottom="567" w:left="907" w:header="567" w:footer="567" w:gutter="0"/>
       <w:cols w:space="720"/>
+      <w:vAlign w:val="center"/>
       <w:noEndnote/>
       <w:docGrid w:linePitch="299"/>
     </w:sectPr>

--- a/papeletas/papeleta_sindicales.docx
+++ b/papeletas/papeleta_sindicales.docx
@@ -2808,7 +2808,7 @@
     </w:p>
     <w:sectPr>
       <w:pgSz w:w="11906" w:h="16838" w:code="9"/>
-      <w:pgMar w:top="567" w:right="227" w:bottom="567" w:left="907" w:header="567" w:footer="567" w:gutter="0"/>
+      <w:pgMar w:top="567" w:right="397" w:bottom="567" w:left="737" w:header="567" w:footer="567" w:gutter="0"/>
       <w:cols w:space="720"/>
       <w:vAlign w:val="center"/>
       <w:noEndnote/>
